--- a/my_custom_addons/dl_wood_traceability/static/TEMPLATES/TEMPLATE_PHIEU_NHAP_KHO.docx
+++ b/my_custom_addons/dl_wood_traceability/static/TEMPLATES/TEMPLATE_PHIEU_NHAP_KHO.docx
@@ -165,32 +165,23 @@
           <w:insideH w:val="single" w:sz="4" w:space="0" w:color="auto"/>
           <w:insideV w:val="single" w:sz="4" w:space="0" w:color="auto"/>
         </w:tblBorders>
-        <w:tblCellMar>
-          <w:left w:w="10" w:type="dxa"/>
-          <w:right w:w="10" w:type="dxa"/>
-        </w:tblCellMar>
-        <w:tblLook w:val="0000" w:firstRow="0" w:lastRow="0" w:firstColumn="0" w:lastColumn="0" w:noHBand="0" w:noVBand="0"/>
+        <w:tblLayout w:type="fixed"/>
+        <w:tblLook w:val="04A0" w:firstRow="1" w:lastRow="0" w:firstColumn="1" w:lastColumn="0" w:noHBand="0" w:noVBand="1"/>
       </w:tblPr>
       <w:tblGrid>
-        <w:gridCol w:w="1368"/>
-        <w:gridCol w:w="559"/>
-        <w:gridCol w:w="2213"/>
-        <w:gridCol w:w="480"/>
-        <w:gridCol w:w="519"/>
-        <w:gridCol w:w="1610"/>
-        <w:gridCol w:w="1373"/>
-        <w:gridCol w:w="1649"/>
+        <w:gridCol w:w="847"/>
+        <w:gridCol w:w="1133"/>
+        <w:gridCol w:w="1274"/>
+        <w:gridCol w:w="1135"/>
+        <w:gridCol w:w="850"/>
+        <w:gridCol w:w="1276"/>
+        <w:gridCol w:w="1417"/>
+        <w:gridCol w:w="1839"/>
       </w:tblGrid>
       <w:tr>
-        <w:tblPrEx>
-          <w:tblCellMar>
-            <w:top w:w="0" w:type="dxa"/>
-            <w:bottom w:w="0" w:type="dxa"/>
-          </w:tblCellMar>
-        </w:tblPrEx>
-        <w:tc>
-          <w:tcPr>
-            <w:tcW w:w="618" w:type="pct"/>
+        <w:tc>
+          <w:tcPr>
+            <w:tcW w:w="433" w:type="pct"/>
             <w:vAlign w:val="center"/>
           </w:tcPr>
           <w:p>
@@ -211,7 +202,7 @@
         </w:tc>
         <w:tc>
           <w:tcPr>
-            <w:tcW w:w="618" w:type="pct"/>
+            <w:tcW w:w="580" w:type="pct"/>
             <w:vAlign w:val="center"/>
           </w:tcPr>
           <w:p>
@@ -232,7 +223,7 @@
         </w:tc>
         <w:tc>
           <w:tcPr>
-            <w:tcW w:w="618" w:type="pct"/>
+            <w:tcW w:w="652" w:type="pct"/>
             <w:vAlign w:val="center"/>
           </w:tcPr>
           <w:p>
@@ -253,7 +244,7 @@
         </w:tc>
         <w:tc>
           <w:tcPr>
-            <w:tcW w:w="618" w:type="pct"/>
+            <w:tcW w:w="581" w:type="pct"/>
             <w:vAlign w:val="center"/>
           </w:tcPr>
           <w:p>
@@ -274,7 +265,7 @@
         </w:tc>
         <w:tc>
           <w:tcPr>
-            <w:tcW w:w="618" w:type="pct"/>
+            <w:tcW w:w="435" w:type="pct"/>
             <w:vAlign w:val="center"/>
           </w:tcPr>
           <w:p>
@@ -295,7 +286,7 @@
         </w:tc>
         <w:tc>
           <w:tcPr>
-            <w:tcW w:w="618" w:type="pct"/>
+            <w:tcW w:w="653" w:type="pct"/>
             <w:vAlign w:val="center"/>
           </w:tcPr>
           <w:p>
@@ -316,7 +307,7 @@
         </w:tc>
         <w:tc>
           <w:tcPr>
-            <w:tcW w:w="618" w:type="pct"/>
+            <w:tcW w:w="725" w:type="pct"/>
             <w:vAlign w:val="center"/>
           </w:tcPr>
           <w:p>
@@ -337,7 +328,7 @@
         </w:tc>
         <w:tc>
           <w:tcPr>
-            <w:tcW w:w="675" w:type="pct"/>
+            <w:tcW w:w="941" w:type="pct"/>
             <w:vAlign w:val="center"/>
           </w:tcPr>
           <w:p>
@@ -358,15 +349,9 @@
         </w:tc>
       </w:tr>
       <w:tr>
-        <w:tblPrEx>
-          <w:tblCellMar>
-            <w:top w:w="0" w:type="dxa"/>
-            <w:bottom w:w="0" w:type="dxa"/>
-          </w:tblCellMar>
-        </w:tblPrEx>
-        <w:tc>
-          <w:tcPr>
-            <w:tcW w:w="618" w:type="pct"/>
+        <w:tc>
+          <w:tcPr>
+            <w:tcW w:w="433" w:type="pct"/>
             <w:vAlign w:val="center"/>
           </w:tcPr>
           <w:p>
@@ -387,7 +372,7 @@
         </w:tc>
         <w:tc>
           <w:tcPr>
-            <w:tcW w:w="618" w:type="pct"/>
+            <w:tcW w:w="580" w:type="pct"/>
             <w:vAlign w:val="center"/>
           </w:tcPr>
           <w:p>
@@ -408,7 +393,7 @@
         </w:tc>
         <w:tc>
           <w:tcPr>
-            <w:tcW w:w="618" w:type="pct"/>
+            <w:tcW w:w="652" w:type="pct"/>
             <w:vAlign w:val="center"/>
           </w:tcPr>
           <w:p>
@@ -429,7 +414,7 @@
         </w:tc>
         <w:tc>
           <w:tcPr>
-            <w:tcW w:w="618" w:type="pct"/>
+            <w:tcW w:w="581" w:type="pct"/>
             <w:vAlign w:val="center"/>
           </w:tcPr>
           <w:p>
@@ -450,7 +435,7 @@
         </w:tc>
         <w:tc>
           <w:tcPr>
-            <w:tcW w:w="618" w:type="pct"/>
+            <w:tcW w:w="435" w:type="pct"/>
             <w:vAlign w:val="center"/>
           </w:tcPr>
           <w:p>
@@ -471,7 +456,7 @@
         </w:tc>
         <w:tc>
           <w:tcPr>
-            <w:tcW w:w="618" w:type="pct"/>
+            <w:tcW w:w="653" w:type="pct"/>
             <w:vAlign w:val="center"/>
           </w:tcPr>
           <w:p>
@@ -492,7 +477,7 @@
         </w:tc>
         <w:tc>
           <w:tcPr>
-            <w:tcW w:w="618" w:type="pct"/>
+            <w:tcW w:w="725" w:type="pct"/>
             <w:vAlign w:val="center"/>
           </w:tcPr>
           <w:p>
@@ -513,7 +498,7 @@
         </w:tc>
         <w:tc>
           <w:tcPr>
-            <w:tcW w:w="675" w:type="pct"/>
+            <w:tcW w:w="941" w:type="pct"/>
             <w:vAlign w:val="center"/>
           </w:tcPr>
           <w:p>
@@ -534,125 +519,133 @@
         </w:tc>
       </w:tr>
       <w:tr>
-        <w:tblPrEx>
-          <w:tblCellMar>
-            <w:top w:w="0" w:type="dxa"/>
-            <w:bottom w:w="0" w:type="dxa"/>
-          </w:tblCellMar>
-        </w:tblPrEx>
-        <w:tc>
-          <w:tcPr>
-            <w:tcW w:w="0" w:type="auto"/>
-            <w:vAlign w:val="center"/>
-          </w:tcPr>
-          <w:p>
-            <w:pPr>
-              <w:spacing w:line="360" w:lineRule="auto"/>
-              <w:jc w:val="center"/>
-              <w:rPr>
-                <w:sz w:val="26"/>
-                <w:szCs w:val="26"/>
-              </w:rPr>
-            </w:pPr>
-            <w:r>
-              <w:rPr>
-                <w:sz w:val="26"/>
-                <w:szCs w:val="26"/>
-              </w:rPr>
-              <w:t>{%tr for row in table_rows%}</w:t>
-            </w:r>
-          </w:p>
-        </w:tc>
-        <w:tc>
-          <w:tcPr>
-            <w:tcW w:w="0" w:type="auto"/>
-            <w:vAlign w:val="center"/>
-          </w:tcPr>
-          <w:p>
-            <w:pPr>
-              <w:spacing w:line="360" w:lineRule="auto"/>
-              <w:jc w:val="center"/>
-            </w:pPr>
-          </w:p>
-        </w:tc>
-        <w:tc>
-          <w:tcPr>
-            <w:tcW w:w="0" w:type="auto"/>
-            <w:vAlign w:val="center"/>
-          </w:tcPr>
-          <w:p>
-            <w:pPr>
-              <w:spacing w:line="360" w:lineRule="auto"/>
-              <w:jc w:val="center"/>
-              <w:rPr>
-                <w:sz w:val="26"/>
-                <w:szCs w:val="26"/>
-              </w:rPr>
-            </w:pPr>
-          </w:p>
-        </w:tc>
-        <w:tc>
-          <w:tcPr>
-            <w:tcW w:w="0" w:type="auto"/>
-            <w:vAlign w:val="center"/>
-          </w:tcPr>
-          <w:p>
-            <w:pPr>
-              <w:spacing w:line="360" w:lineRule="auto"/>
-              <w:jc w:val="center"/>
-            </w:pPr>
-          </w:p>
-        </w:tc>
-        <w:tc>
-          <w:tcPr>
-            <w:tcW w:w="0" w:type="auto"/>
-            <w:vAlign w:val="center"/>
-          </w:tcPr>
-          <w:p>
-            <w:pPr>
-              <w:spacing w:line="360" w:lineRule="auto"/>
-              <w:jc w:val="center"/>
-              <w:rPr>
-                <w:sz w:val="26"/>
-                <w:szCs w:val="26"/>
-              </w:rPr>
-            </w:pPr>
-          </w:p>
-        </w:tc>
-        <w:tc>
-          <w:tcPr>
-            <w:tcW w:w="0" w:type="auto"/>
-          </w:tcPr>
-          <w:p>
-            <w:pPr>
-              <w:spacing w:line="360" w:lineRule="auto"/>
-              <w:jc w:val="center"/>
-              <w:rPr>
-                <w:sz w:val="26"/>
-                <w:szCs w:val="26"/>
-              </w:rPr>
-            </w:pPr>
-          </w:p>
-        </w:tc>
-        <w:tc>
-          <w:tcPr>
-            <w:tcW w:w="0" w:type="auto"/>
-            <w:vAlign w:val="center"/>
-          </w:tcPr>
-          <w:p>
-            <w:pPr>
-              <w:spacing w:line="360" w:lineRule="auto"/>
-              <w:jc w:val="center"/>
-              <w:rPr>
-                <w:sz w:val="26"/>
-                <w:szCs w:val="26"/>
-              </w:rPr>
-            </w:pPr>
-          </w:p>
-        </w:tc>
-        <w:tc>
-          <w:tcPr>
-            <w:tcW w:w="0" w:type="auto"/>
+        <w:tc>
+          <w:tcPr>
+            <w:tcW w:w="433" w:type="pct"/>
+            <w:vAlign w:val="center"/>
+          </w:tcPr>
+          <w:p>
+            <w:pPr>
+              <w:spacing w:line="360" w:lineRule="auto"/>
+              <w:jc w:val="center"/>
+              <w:rPr>
+                <w:sz w:val="26"/>
+                <w:szCs w:val="26"/>
+              </w:rPr>
+            </w:pPr>
+            <w:r>
+              <w:rPr>
+                <w:sz w:val="26"/>
+                <w:szCs w:val="26"/>
+              </w:rPr>
+              <w:t>{%tr for row in table_rows</w:t>
+            </w:r>
+            <w:r>
+              <w:rPr>
+                <w:sz w:val="26"/>
+                <w:szCs w:val="26"/>
+              </w:rPr>
+              <w:t xml:space="preserve"> </w:t>
+            </w:r>
+            <w:r>
+              <w:rPr>
+                <w:sz w:val="26"/>
+                <w:szCs w:val="26"/>
+              </w:rPr>
+              <w:t>%}</w:t>
+            </w:r>
+          </w:p>
+        </w:tc>
+        <w:tc>
+          <w:tcPr>
+            <w:tcW w:w="580" w:type="pct"/>
+            <w:vAlign w:val="center"/>
+          </w:tcPr>
+          <w:p>
+            <w:pPr>
+              <w:spacing w:line="360" w:lineRule="auto"/>
+              <w:jc w:val="center"/>
+            </w:pPr>
+          </w:p>
+        </w:tc>
+        <w:tc>
+          <w:tcPr>
+            <w:tcW w:w="652" w:type="pct"/>
+            <w:vAlign w:val="center"/>
+          </w:tcPr>
+          <w:p>
+            <w:pPr>
+              <w:spacing w:line="360" w:lineRule="auto"/>
+              <w:jc w:val="center"/>
+              <w:rPr>
+                <w:sz w:val="26"/>
+                <w:szCs w:val="26"/>
+              </w:rPr>
+            </w:pPr>
+          </w:p>
+        </w:tc>
+        <w:tc>
+          <w:tcPr>
+            <w:tcW w:w="581" w:type="pct"/>
+            <w:vAlign w:val="center"/>
+          </w:tcPr>
+          <w:p>
+            <w:pPr>
+              <w:spacing w:line="360" w:lineRule="auto"/>
+              <w:jc w:val="center"/>
+            </w:pPr>
+          </w:p>
+        </w:tc>
+        <w:tc>
+          <w:tcPr>
+            <w:tcW w:w="435" w:type="pct"/>
+            <w:vAlign w:val="center"/>
+          </w:tcPr>
+          <w:p>
+            <w:pPr>
+              <w:spacing w:line="360" w:lineRule="auto"/>
+              <w:jc w:val="center"/>
+              <w:rPr>
+                <w:sz w:val="26"/>
+                <w:szCs w:val="26"/>
+              </w:rPr>
+            </w:pPr>
+          </w:p>
+        </w:tc>
+        <w:tc>
+          <w:tcPr>
+            <w:tcW w:w="653" w:type="pct"/>
+          </w:tcPr>
+          <w:p>
+            <w:pPr>
+              <w:spacing w:line="360" w:lineRule="auto"/>
+              <w:jc w:val="center"/>
+              <w:rPr>
+                <w:sz w:val="26"/>
+                <w:szCs w:val="26"/>
+              </w:rPr>
+            </w:pPr>
+          </w:p>
+        </w:tc>
+        <w:tc>
+          <w:tcPr>
+            <w:tcW w:w="725" w:type="pct"/>
+            <w:vAlign w:val="center"/>
+          </w:tcPr>
+          <w:p>
+            <w:pPr>
+              <w:spacing w:line="360" w:lineRule="auto"/>
+              <w:jc w:val="center"/>
+              <w:rPr>
+                <w:sz w:val="26"/>
+                <w:szCs w:val="26"/>
+              </w:rPr>
+            </w:pPr>
+          </w:p>
+        </w:tc>
+        <w:tc>
+          <w:tcPr>
+            <w:tcW w:w="941" w:type="pct"/>
             <w:vAlign w:val="center"/>
           </w:tcPr>
           <w:p>
@@ -668,15 +661,9 @@
         </w:tc>
       </w:tr>
       <w:tr>
-        <w:tblPrEx>
-          <w:tblCellMar>
-            <w:top w:w="0" w:type="dxa"/>
-            <w:bottom w:w="0" w:type="dxa"/>
-          </w:tblCellMar>
-        </w:tblPrEx>
-        <w:tc>
-          <w:tcPr>
-            <w:tcW w:w="0" w:type="auto"/>
+        <w:tc>
+          <w:tcPr>
+            <w:tcW w:w="433" w:type="pct"/>
             <w:vAlign w:val="center"/>
           </w:tcPr>
           <w:p>
@@ -699,19 +686,19 @@
         </w:tc>
         <w:tc>
           <w:tcPr>
-            <w:tcW w:w="0" w:type="auto"/>
-            <w:vAlign w:val="center"/>
-          </w:tcPr>
-          <w:p>
-            <w:pPr>
-              <w:spacing w:line="360" w:lineRule="auto"/>
-              <w:jc w:val="center"/>
-            </w:pPr>
-          </w:p>
-        </w:tc>
-        <w:tc>
-          <w:tcPr>
-            <w:tcW w:w="0" w:type="auto"/>
+            <w:tcW w:w="580" w:type="pct"/>
+            <w:vAlign w:val="center"/>
+          </w:tcPr>
+          <w:p>
+            <w:pPr>
+              <w:spacing w:line="360" w:lineRule="auto"/>
+              <w:jc w:val="center"/>
+            </w:pPr>
+          </w:p>
+        </w:tc>
+        <w:tc>
+          <w:tcPr>
+            <w:tcW w:w="652" w:type="pct"/>
             <w:vAlign w:val="center"/>
           </w:tcPr>
           <w:p>
@@ -730,19 +717,19 @@
         </w:tc>
         <w:tc>
           <w:tcPr>
-            <w:tcW w:w="0" w:type="auto"/>
-            <w:vAlign w:val="center"/>
-          </w:tcPr>
-          <w:p>
-            <w:pPr>
-              <w:spacing w:line="360" w:lineRule="auto"/>
-              <w:jc w:val="center"/>
-            </w:pPr>
-          </w:p>
-        </w:tc>
-        <w:tc>
-          <w:tcPr>
-            <w:tcW w:w="0" w:type="auto"/>
+            <w:tcW w:w="581" w:type="pct"/>
+            <w:vAlign w:val="center"/>
+          </w:tcPr>
+          <w:p>
+            <w:pPr>
+              <w:spacing w:line="360" w:lineRule="auto"/>
+              <w:jc w:val="center"/>
+            </w:pPr>
+          </w:p>
+        </w:tc>
+        <w:tc>
+          <w:tcPr>
+            <w:tcW w:w="435" w:type="pct"/>
             <w:vAlign w:val="center"/>
           </w:tcPr>
           <w:p>
@@ -761,7 +748,7 @@
         </w:tc>
         <w:tc>
           <w:tcPr>
-            <w:tcW w:w="0" w:type="auto"/>
+            <w:tcW w:w="653" w:type="pct"/>
           </w:tcPr>
           <w:p>
             <w:pPr>
@@ -783,44 +770,30 @@
         </w:tc>
         <w:tc>
           <w:tcPr>
-            <w:tcW w:w="0" w:type="auto"/>
-            <w:vAlign w:val="center"/>
-          </w:tcPr>
-          <w:p>
-            <w:pPr>
-              <w:spacing w:line="360" w:lineRule="auto"/>
-              <w:jc w:val="center"/>
-              <w:rPr>
-                <w:sz w:val="26"/>
-                <w:szCs w:val="26"/>
-              </w:rPr>
-            </w:pPr>
-            <w:r>
-              <w:rPr>
-                <w:sz w:val="26"/>
-                <w:szCs w:val="26"/>
-              </w:rPr>
-              <w:t>{{</w:t>
-            </w:r>
-            <w:r>
-              <w:rPr>
-                <w:sz w:val="26"/>
-                <w:szCs w:val="26"/>
-              </w:rPr>
-              <w:t>row.price</w:t>
-            </w:r>
-            <w:r>
-              <w:rPr>
-                <w:sz w:val="26"/>
-                <w:szCs w:val="26"/>
-              </w:rPr>
-              <w:t>}}</w:t>
-            </w:r>
-          </w:p>
-        </w:tc>
-        <w:tc>
-          <w:tcPr>
-            <w:tcW w:w="0" w:type="auto"/>
+            <w:tcW w:w="725" w:type="pct"/>
+            <w:vAlign w:val="center"/>
+          </w:tcPr>
+          <w:p>
+            <w:pPr>
+              <w:spacing w:line="360" w:lineRule="auto"/>
+              <w:jc w:val="center"/>
+              <w:rPr>
+                <w:sz w:val="26"/>
+                <w:szCs w:val="26"/>
+              </w:rPr>
+            </w:pPr>
+            <w:r>
+              <w:rPr>
+                <w:sz w:val="26"/>
+                <w:szCs w:val="26"/>
+              </w:rPr>
+              <w:t>{{row.price}}</w:t>
+            </w:r>
+          </w:p>
+        </w:tc>
+        <w:tc>
+          <w:tcPr>
+            <w:tcW w:w="941" w:type="pct"/>
             <w:vAlign w:val="center"/>
           </w:tcPr>
           <w:p>
@@ -839,154 +812,149 @@
         </w:tc>
       </w:tr>
       <w:tr>
-        <w:tblPrEx>
-          <w:tblCellMar>
-            <w:top w:w="0" w:type="dxa"/>
-            <w:bottom w:w="0" w:type="dxa"/>
-          </w:tblCellMar>
-        </w:tblPrEx>
-        <w:tc>
-          <w:tcPr>
-            <w:tcW w:w="0" w:type="auto"/>
-            <w:vAlign w:val="center"/>
-          </w:tcPr>
-          <w:p>
-            <w:pPr>
-              <w:spacing w:line="360" w:lineRule="auto"/>
-              <w:jc w:val="center"/>
-              <w:rPr>
-                <w:sz w:val="26"/>
-                <w:szCs w:val="26"/>
-              </w:rPr>
-            </w:pPr>
-          </w:p>
-        </w:tc>
-        <w:tc>
-          <w:tcPr>
-            <w:tcW w:w="0" w:type="auto"/>
-            <w:vAlign w:val="center"/>
-          </w:tcPr>
-          <w:p>
-            <w:pPr>
-              <w:spacing w:line="360" w:lineRule="auto"/>
-              <w:jc w:val="center"/>
-            </w:pPr>
-          </w:p>
-        </w:tc>
-        <w:tc>
-          <w:tcPr>
-            <w:tcW w:w="0" w:type="auto"/>
-            <w:vAlign w:val="center"/>
-          </w:tcPr>
-          <w:p>
-            <w:pPr>
-              <w:spacing w:line="360" w:lineRule="auto"/>
-              <w:jc w:val="center"/>
-              <w:rPr>
-                <w:sz w:val="26"/>
-                <w:szCs w:val="26"/>
-              </w:rPr>
-            </w:pPr>
-          </w:p>
-        </w:tc>
-        <w:tc>
-          <w:tcPr>
-            <w:tcW w:w="0" w:type="auto"/>
-            <w:vAlign w:val="center"/>
-          </w:tcPr>
-          <w:p>
-            <w:pPr>
-              <w:spacing w:line="360" w:lineRule="auto"/>
-              <w:jc w:val="center"/>
-            </w:pPr>
-          </w:p>
-        </w:tc>
-        <w:tc>
-          <w:tcPr>
-            <w:tcW w:w="0" w:type="auto"/>
-            <w:vAlign w:val="center"/>
-          </w:tcPr>
-          <w:p>
-            <w:pPr>
-              <w:spacing w:line="360" w:lineRule="auto"/>
-              <w:jc w:val="center"/>
-              <w:rPr>
-                <w:sz w:val="26"/>
-                <w:szCs w:val="26"/>
-              </w:rPr>
-            </w:pPr>
-          </w:p>
-        </w:tc>
-        <w:tc>
-          <w:tcPr>
-            <w:tcW w:w="0" w:type="auto"/>
-          </w:tcPr>
-          <w:p>
-            <w:pPr>
-              <w:spacing w:line="360" w:lineRule="auto"/>
-              <w:jc w:val="center"/>
-              <w:rPr>
-                <w:sz w:val="26"/>
-                <w:szCs w:val="26"/>
-              </w:rPr>
-            </w:pPr>
-          </w:p>
-        </w:tc>
-        <w:tc>
-          <w:tcPr>
-            <w:tcW w:w="0" w:type="auto"/>
-            <w:vAlign w:val="center"/>
-          </w:tcPr>
-          <w:p>
-            <w:pPr>
-              <w:spacing w:line="360" w:lineRule="auto"/>
-              <w:jc w:val="center"/>
-              <w:rPr>
-                <w:sz w:val="26"/>
-                <w:szCs w:val="26"/>
-              </w:rPr>
-            </w:pPr>
-          </w:p>
-        </w:tc>
-        <w:tc>
-          <w:tcPr>
-            <w:tcW w:w="0" w:type="auto"/>
-            <w:vAlign w:val="center"/>
-          </w:tcPr>
-          <w:p>
-            <w:pPr>
-              <w:spacing w:line="360" w:lineRule="auto"/>
-              <w:jc w:val="center"/>
-              <w:rPr>
-                <w:sz w:val="26"/>
-                <w:szCs w:val="26"/>
-              </w:rPr>
-            </w:pPr>
+        <w:tc>
+          <w:tcPr>
+            <w:tcW w:w="433" w:type="pct"/>
+            <w:vAlign w:val="center"/>
+          </w:tcPr>
+          <w:p>
+            <w:pPr>
+              <w:spacing w:line="360" w:lineRule="auto"/>
+              <w:jc w:val="center"/>
+              <w:rPr>
+                <w:sz w:val="26"/>
+                <w:szCs w:val="26"/>
+              </w:rPr>
+            </w:pPr>
+          </w:p>
+        </w:tc>
+        <w:tc>
+          <w:tcPr>
+            <w:tcW w:w="580" w:type="pct"/>
+            <w:vAlign w:val="center"/>
+          </w:tcPr>
+          <w:p>
+            <w:pPr>
+              <w:spacing w:line="360" w:lineRule="auto"/>
+              <w:jc w:val="center"/>
+            </w:pPr>
+          </w:p>
+        </w:tc>
+        <w:tc>
+          <w:tcPr>
+            <w:tcW w:w="652" w:type="pct"/>
+            <w:vAlign w:val="center"/>
+          </w:tcPr>
+          <w:p>
+            <w:pPr>
+              <w:spacing w:line="360" w:lineRule="auto"/>
+              <w:jc w:val="center"/>
+              <w:rPr>
+                <w:sz w:val="26"/>
+                <w:szCs w:val="26"/>
+              </w:rPr>
+            </w:pPr>
+          </w:p>
+        </w:tc>
+        <w:tc>
+          <w:tcPr>
+            <w:tcW w:w="581" w:type="pct"/>
+            <w:vAlign w:val="center"/>
+          </w:tcPr>
+          <w:p>
+            <w:pPr>
+              <w:spacing w:line="360" w:lineRule="auto"/>
+              <w:jc w:val="center"/>
+            </w:pPr>
+          </w:p>
+        </w:tc>
+        <w:tc>
+          <w:tcPr>
+            <w:tcW w:w="435" w:type="pct"/>
+            <w:vAlign w:val="center"/>
+          </w:tcPr>
+          <w:p>
+            <w:pPr>
+              <w:spacing w:line="360" w:lineRule="auto"/>
+              <w:jc w:val="center"/>
+              <w:rPr>
+                <w:sz w:val="26"/>
+                <w:szCs w:val="26"/>
+              </w:rPr>
+            </w:pPr>
+          </w:p>
+        </w:tc>
+        <w:tc>
+          <w:tcPr>
+            <w:tcW w:w="653" w:type="pct"/>
+          </w:tcPr>
+          <w:p>
+            <w:pPr>
+              <w:spacing w:line="360" w:lineRule="auto"/>
+              <w:jc w:val="center"/>
+              <w:rPr>
+                <w:sz w:val="26"/>
+                <w:szCs w:val="26"/>
+              </w:rPr>
+            </w:pPr>
+          </w:p>
+        </w:tc>
+        <w:tc>
+          <w:tcPr>
+            <w:tcW w:w="725" w:type="pct"/>
+            <w:vAlign w:val="center"/>
+          </w:tcPr>
+          <w:p>
+            <w:pPr>
+              <w:spacing w:line="360" w:lineRule="auto"/>
+              <w:jc w:val="center"/>
+              <w:rPr>
+                <w:sz w:val="26"/>
+                <w:szCs w:val="26"/>
+              </w:rPr>
+            </w:pPr>
+          </w:p>
+        </w:tc>
+        <w:tc>
+          <w:tcPr>
+            <w:tcW w:w="941" w:type="pct"/>
+            <w:vAlign w:val="center"/>
+          </w:tcPr>
+          <w:p>
+            <w:pPr>
+              <w:spacing w:line="360" w:lineRule="auto"/>
+              <w:jc w:val="center"/>
+              <w:rPr>
+                <w:sz w:val="26"/>
+                <w:szCs w:val="26"/>
+              </w:rPr>
+            </w:pPr>
+            <w:r>
+              <w:rPr>
+                <w:sz w:val="26"/>
+                <w:szCs w:val="26"/>
+              </w:rPr>
+              <w:t>{%tr endfor %}</w:t>
+            </w:r>
           </w:p>
         </w:tc>
       </w:tr>
       <w:tr>
-        <w:tblPrEx>
-          <w:tblCellMar>
-            <w:top w:w="0" w:type="dxa"/>
-            <w:bottom w:w="0" w:type="dxa"/>
-          </w:tblCellMar>
-        </w:tblPrEx>
-        <w:tc>
-          <w:tcPr>
-            <w:tcW w:w="0" w:type="auto"/>
-            <w:vAlign w:val="center"/>
-          </w:tcPr>
-          <w:p>
-            <w:pPr>
-              <w:spacing w:line="360" w:lineRule="auto"/>
-              <w:jc w:val="center"/>
-            </w:pPr>
-          </w:p>
-        </w:tc>
-        <w:tc>
-          <w:tcPr>
-            <w:tcW w:w="0" w:type="auto"/>
+        <w:tc>
+          <w:tcPr>
+            <w:tcW w:w="433" w:type="pct"/>
+            <w:vAlign w:val="center"/>
+          </w:tcPr>
+          <w:p>
+            <w:pPr>
+              <w:spacing w:line="360" w:lineRule="auto"/>
+              <w:jc w:val="center"/>
+            </w:pPr>
+          </w:p>
+        </w:tc>
+        <w:tc>
+          <w:tcPr>
+            <w:tcW w:w="580" w:type="pct"/>
             <w:vAlign w:val="center"/>
           </w:tcPr>
           <w:p>
@@ -1007,43 +975,43 @@
         </w:tc>
         <w:tc>
           <w:tcPr>
-            <w:tcW w:w="0" w:type="auto"/>
-            <w:vAlign w:val="center"/>
-          </w:tcPr>
-          <w:p>
-            <w:pPr>
-              <w:spacing w:line="360" w:lineRule="auto"/>
-              <w:jc w:val="center"/>
-            </w:pPr>
-          </w:p>
-        </w:tc>
-        <w:tc>
-          <w:tcPr>
-            <w:tcW w:w="0" w:type="auto"/>
-            <w:vAlign w:val="center"/>
-          </w:tcPr>
-          <w:p>
-            <w:pPr>
-              <w:spacing w:line="360" w:lineRule="auto"/>
-              <w:jc w:val="center"/>
-            </w:pPr>
-          </w:p>
-        </w:tc>
-        <w:tc>
-          <w:tcPr>
-            <w:tcW w:w="0" w:type="auto"/>
-            <w:vAlign w:val="center"/>
-          </w:tcPr>
-          <w:p>
-            <w:pPr>
-              <w:spacing w:line="360" w:lineRule="auto"/>
-              <w:jc w:val="center"/>
-            </w:pPr>
-          </w:p>
-        </w:tc>
-        <w:tc>
-          <w:tcPr>
-            <w:tcW w:w="0" w:type="auto"/>
+            <w:tcW w:w="652" w:type="pct"/>
+            <w:vAlign w:val="center"/>
+          </w:tcPr>
+          <w:p>
+            <w:pPr>
+              <w:spacing w:line="360" w:lineRule="auto"/>
+              <w:jc w:val="center"/>
+            </w:pPr>
+          </w:p>
+        </w:tc>
+        <w:tc>
+          <w:tcPr>
+            <w:tcW w:w="581" w:type="pct"/>
+            <w:vAlign w:val="center"/>
+          </w:tcPr>
+          <w:p>
+            <w:pPr>
+              <w:spacing w:line="360" w:lineRule="auto"/>
+              <w:jc w:val="center"/>
+            </w:pPr>
+          </w:p>
+        </w:tc>
+        <w:tc>
+          <w:tcPr>
+            <w:tcW w:w="435" w:type="pct"/>
+            <w:vAlign w:val="center"/>
+          </w:tcPr>
+          <w:p>
+            <w:pPr>
+              <w:spacing w:line="360" w:lineRule="auto"/>
+              <w:jc w:val="center"/>
+            </w:pPr>
+          </w:p>
+        </w:tc>
+        <w:tc>
+          <w:tcPr>
+            <w:tcW w:w="653" w:type="pct"/>
             <w:vAlign w:val="center"/>
           </w:tcPr>
           <w:p>
@@ -1064,19 +1032,19 @@
         </w:tc>
         <w:tc>
           <w:tcPr>
-            <w:tcW w:w="0" w:type="auto"/>
-            <w:vAlign w:val="center"/>
-          </w:tcPr>
-          <w:p>
-            <w:pPr>
-              <w:spacing w:line="360" w:lineRule="auto"/>
-              <w:jc w:val="center"/>
-            </w:pPr>
-          </w:p>
-        </w:tc>
-        <w:tc>
-          <w:tcPr>
-            <w:tcW w:w="0" w:type="auto"/>
+            <w:tcW w:w="725" w:type="pct"/>
+            <w:vAlign w:val="center"/>
+          </w:tcPr>
+          <w:p>
+            <w:pPr>
+              <w:spacing w:line="360" w:lineRule="auto"/>
+              <w:jc w:val="center"/>
+            </w:pPr>
+          </w:p>
+        </w:tc>
+        <w:tc>
+          <w:tcPr>
+            <w:tcW w:w="941" w:type="pct"/>
             <w:vAlign w:val="center"/>
           </w:tcPr>
           <w:p>
@@ -1122,7 +1090,18 @@
           <w:sz w:val="26"/>
           <w:szCs w:val="26"/>
         </w:rPr>
-        <w:t>Năm trăm ba mươi bảy triệu năm trăm nghìn đồng</w:t>
+        <w:t xml:space="preserve">{{vietnamese_total}} </w:t>
+      </w:r>
+      <w:r>
+        <w:rPr>
+          <w:b/>
+          <w:bCs/>
+          <w:i/>
+          <w:iCs/>
+          <w:sz w:val="26"/>
+          <w:szCs w:val="26"/>
+        </w:rPr>
+        <w:t>nghìn đồng</w:t>
       </w:r>
     </w:p>
     <w:p>
@@ -1142,7 +1121,7 @@
     </w:p>
     <w:tbl>
       <w:tblPr>
-        <w:tblW w:w="5000" w:type="pct"/>
+        <w:tblW w:w="5073" w:type="pct"/>
         <w:tblBorders>
           <w:top w:val="single" w:sz="4" w:space="0" w:color="auto"/>
           <w:left w:val="single" w:sz="4" w:space="0" w:color="auto"/>
@@ -1151,6 +1130,7 @@
           <w:insideH w:val="single" w:sz="4" w:space="0" w:color="auto"/>
           <w:insideV w:val="single" w:sz="4" w:space="0" w:color="auto"/>
         </w:tblBorders>
+        <w:tblLayout w:type="fixed"/>
         <w:tblCellMar>
           <w:left w:w="10" w:type="dxa"/>
           <w:right w:w="10" w:type="dxa"/>
@@ -1158,21 +1138,15 @@
         <w:tblLook w:val="0000" w:firstRow="0" w:lastRow="0" w:firstColumn="0" w:lastColumn="0" w:noHBand="0" w:noVBand="0"/>
       </w:tblPr>
       <w:tblGrid>
-        <w:gridCol w:w="2261"/>
-        <w:gridCol w:w="2262"/>
-        <w:gridCol w:w="2262"/>
-        <w:gridCol w:w="2996"/>
+        <w:gridCol w:w="2264"/>
+        <w:gridCol w:w="2257"/>
+        <w:gridCol w:w="2148"/>
+        <w:gridCol w:w="3255"/>
       </w:tblGrid>
       <w:tr>
-        <w:tblPrEx>
-          <w:tblCellMar>
-            <w:top w:w="0" w:type="dxa"/>
-            <w:bottom w:w="0" w:type="dxa"/>
-          </w:tblCellMar>
-        </w:tblPrEx>
-        <w:tc>
-          <w:tcPr>
-            <w:tcW w:w="1250" w:type="pct"/>
+        <w:tc>
+          <w:tcPr>
+            <w:tcW w:w="1141" w:type="pct"/>
             <w:tcBorders>
               <w:top w:val="none" w:sz="0" w:space="0" w:color="FF0000"/>
               <w:left w:val="none" w:sz="0" w:space="0" w:color="FF0000"/>
@@ -1188,7 +1162,7 @@
         </w:tc>
         <w:tc>
           <w:tcPr>
-            <w:tcW w:w="1250" w:type="pct"/>
+            <w:tcW w:w="1137" w:type="pct"/>
             <w:tcBorders>
               <w:top w:val="none" w:sz="0" w:space="0" w:color="FF0000"/>
               <w:left w:val="none" w:sz="0" w:space="0" w:color="FF0000"/>
@@ -1204,7 +1178,7 @@
         </w:tc>
         <w:tc>
           <w:tcPr>
-            <w:tcW w:w="1250" w:type="pct"/>
+            <w:tcW w:w="1082" w:type="pct"/>
             <w:tcBorders>
               <w:top w:val="none" w:sz="0" w:space="0" w:color="FF0000"/>
               <w:left w:val="none" w:sz="0" w:space="0" w:color="FF0000"/>
@@ -1220,7 +1194,7 @@
         </w:tc>
         <w:tc>
           <w:tcPr>
-            <w:tcW w:w="1250" w:type="pct"/>
+            <w:tcW w:w="1640" w:type="pct"/>
             <w:tcBorders>
               <w:top w:val="none" w:sz="0" w:space="0" w:color="FF0000"/>
               <w:left w:val="none" w:sz="0" w:space="0" w:color="FF0000"/>
@@ -1245,15 +1219,9 @@
         </w:tc>
       </w:tr>
       <w:tr>
-        <w:tblPrEx>
-          <w:tblCellMar>
-            <w:top w:w="0" w:type="dxa"/>
-            <w:bottom w:w="0" w:type="dxa"/>
-          </w:tblCellMar>
-        </w:tblPrEx>
-        <w:tc>
-          <w:tcPr>
-            <w:tcW w:w="1250" w:type="pct"/>
+        <w:tc>
+          <w:tcPr>
+            <w:tcW w:w="1141" w:type="pct"/>
             <w:tcBorders>
               <w:top w:val="none" w:sz="0" w:space="0" w:color="FF0000"/>
               <w:left w:val="none" w:sz="0" w:space="0" w:color="FF0000"/>
@@ -1279,7 +1247,7 @@
         </w:tc>
         <w:tc>
           <w:tcPr>
-            <w:tcW w:w="1250" w:type="pct"/>
+            <w:tcW w:w="1137" w:type="pct"/>
             <w:tcBorders>
               <w:top w:val="none" w:sz="0" w:space="0" w:color="FF0000"/>
               <w:left w:val="none" w:sz="0" w:space="0" w:color="FF0000"/>
@@ -1305,7 +1273,7 @@
         </w:tc>
         <w:tc>
           <w:tcPr>
-            <w:tcW w:w="1250" w:type="pct"/>
+            <w:tcW w:w="1082" w:type="pct"/>
             <w:tcBorders>
               <w:top w:val="none" w:sz="0" w:space="0" w:color="FF0000"/>
               <w:left w:val="none" w:sz="0" w:space="0" w:color="FF0000"/>
@@ -1331,7 +1299,7 @@
         </w:tc>
         <w:tc>
           <w:tcPr>
-            <w:tcW w:w="1250" w:type="pct"/>
+            <w:tcW w:w="1640" w:type="pct"/>
             <w:tcBorders>
               <w:top w:val="none" w:sz="0" w:space="0" w:color="FF0000"/>
               <w:left w:val="none" w:sz="0" w:space="0" w:color="FF0000"/>
@@ -1357,15 +1325,9 @@
         </w:tc>
       </w:tr>
       <w:tr>
-        <w:tblPrEx>
-          <w:tblCellMar>
-            <w:top w:w="0" w:type="dxa"/>
-            <w:bottom w:w="0" w:type="dxa"/>
-          </w:tblCellMar>
-        </w:tblPrEx>
-        <w:tc>
-          <w:tcPr>
-            <w:tcW w:w="1250" w:type="pct"/>
+        <w:tc>
+          <w:tcPr>
+            <w:tcW w:w="1141" w:type="pct"/>
             <w:tcBorders>
               <w:top w:val="none" w:sz="0" w:space="0" w:color="FF0000"/>
               <w:left w:val="none" w:sz="0" w:space="0" w:color="FF0000"/>
@@ -1385,13 +1347,14 @@
                 <w:sz w:val="26"/>
                 <w:szCs w:val="26"/>
               </w:rPr>
+              <w:lastRenderedPageBreak/>
               <w:t>(Ký, họ tên)</w:t>
             </w:r>
           </w:p>
         </w:tc>
         <w:tc>
           <w:tcPr>
-            <w:tcW w:w="1250" w:type="pct"/>
+            <w:tcW w:w="1137" w:type="pct"/>
             <w:tcBorders>
               <w:top w:val="none" w:sz="0" w:space="0" w:color="FF0000"/>
               <w:left w:val="none" w:sz="0" w:space="0" w:color="FF0000"/>
@@ -1417,7 +1380,7 @@
         </w:tc>
         <w:tc>
           <w:tcPr>
-            <w:tcW w:w="1250" w:type="pct"/>
+            <w:tcW w:w="1082" w:type="pct"/>
             <w:tcBorders>
               <w:top w:val="none" w:sz="0" w:space="0" w:color="FF0000"/>
               <w:left w:val="none" w:sz="0" w:space="0" w:color="FF0000"/>
@@ -1443,7 +1406,7 @@
         </w:tc>
         <w:tc>
           <w:tcPr>
-            <w:tcW w:w="1250" w:type="pct"/>
+            <w:tcW w:w="1640" w:type="pct"/>
             <w:tcBorders>
               <w:top w:val="none" w:sz="0" w:space="0" w:color="FF0000"/>
               <w:left w:val="none" w:sz="0" w:space="0" w:color="FF0000"/>
@@ -1469,15 +1432,9 @@
         </w:tc>
       </w:tr>
       <w:tr>
-        <w:tblPrEx>
-          <w:tblCellMar>
-            <w:top w:w="0" w:type="dxa"/>
-            <w:bottom w:w="0" w:type="dxa"/>
-          </w:tblCellMar>
-        </w:tblPrEx>
-        <w:tc>
-          <w:tcPr>
-            <w:tcW w:w="1250" w:type="pct"/>
+        <w:tc>
+          <w:tcPr>
+            <w:tcW w:w="1141" w:type="pct"/>
             <w:tcBorders>
               <w:top w:val="none" w:sz="0" w:space="0" w:color="FF0000"/>
               <w:left w:val="none" w:sz="0" w:space="0" w:color="FF0000"/>
@@ -1493,7 +1450,7 @@
         </w:tc>
         <w:tc>
           <w:tcPr>
-            <w:tcW w:w="1250" w:type="pct"/>
+            <w:tcW w:w="1137" w:type="pct"/>
             <w:tcBorders>
               <w:top w:val="none" w:sz="0" w:space="0" w:color="FF0000"/>
               <w:left w:val="none" w:sz="0" w:space="0" w:color="FF0000"/>
@@ -1509,7 +1466,7 @@
         </w:tc>
         <w:tc>
           <w:tcPr>
-            <w:tcW w:w="1250" w:type="pct"/>
+            <w:tcW w:w="1082" w:type="pct"/>
             <w:tcBorders>
               <w:top w:val="none" w:sz="0" w:space="0" w:color="FF0000"/>
               <w:left w:val="none" w:sz="0" w:space="0" w:color="FF0000"/>
@@ -1525,7 +1482,7 @@
         </w:tc>
         <w:tc>
           <w:tcPr>
-            <w:tcW w:w="1250" w:type="pct"/>
+            <w:tcW w:w="1640" w:type="pct"/>
             <w:tcBorders>
               <w:top w:val="none" w:sz="0" w:space="0" w:color="FF0000"/>
               <w:left w:val="none" w:sz="0" w:space="0" w:color="FF0000"/>

--- a/my_custom_addons/dl_wood_traceability/static/TEMPLATES/TEMPLATE_PHIEU_NHAP_KHO.docx
+++ b/my_custom_addons/dl_wood_traceability/static/TEMPLATES/TEMPLATE_PHIEU_NHAP_KHO.docx
@@ -301,7 +301,16 @@
                 <w:sz w:val="26"/>
                 <w:szCs w:val="26"/>
               </w:rPr>
-              <w:t>Số lượng</w:t>
+              <w:t>Khối</w:t>
+            </w:r>
+            <w:r>
+              <w:rPr>
+                <w:b/>
+                <w:bCs/>
+                <w:sz w:val="26"/>
+                <w:szCs w:val="26"/>
+              </w:rPr>
+              <w:t xml:space="preserve"> lượng</w:t>
             </w:r>
           </w:p>
         </w:tc>

--- a/my_custom_addons/dl_wood_traceability/static/TEMPLATES/TEMPLATE_PHIEU_NHAP_KHO.docx
+++ b/my_custom_addons/dl_wood_traceability/static/TEMPLATES/TEMPLATE_PHIEU_NHAP_KHO.docx
@@ -301,8 +301,20 @@
                 <w:sz w:val="26"/>
                 <w:szCs w:val="26"/>
               </w:rPr>
-              <w:t>Khối</w:t>
-            </w:r>
+              <w:t>Khối lượng</w:t>
+            </w:r>
+          </w:p>
+        </w:tc>
+        <w:tc>
+          <w:tcPr>
+            <w:tcW w:w="725" w:type="pct"/>
+            <w:vAlign w:val="center"/>
+          </w:tcPr>
+          <w:p>
+            <w:pPr>
+              <w:spacing w:line="360" w:lineRule="auto"/>
+              <w:jc w:val="center"/>
+            </w:pPr>
             <w:r>
               <w:rPr>
                 <w:b/>
@@ -310,13 +322,13 @@
                 <w:sz w:val="26"/>
                 <w:szCs w:val="26"/>
               </w:rPr>
-              <w:t xml:space="preserve"> lượng</w:t>
-            </w:r>
-          </w:p>
-        </w:tc>
-        <w:tc>
-          <w:tcPr>
-            <w:tcW w:w="725" w:type="pct"/>
+              <w:t>Đơn giá</w:t>
+            </w:r>
+          </w:p>
+        </w:tc>
+        <w:tc>
+          <w:tcPr>
+            <w:tcW w:w="941" w:type="pct"/>
             <w:vAlign w:val="center"/>
           </w:tcPr>
           <w:p>
@@ -331,13 +343,15 @@
                 <w:sz w:val="26"/>
                 <w:szCs w:val="26"/>
               </w:rPr>
-              <w:t>Đơn giá</w:t>
-            </w:r>
-          </w:p>
-        </w:tc>
-        <w:tc>
-          <w:tcPr>
-            <w:tcW w:w="941" w:type="pct"/>
+              <w:t>Thành tiền</w:t>
+            </w:r>
+          </w:p>
+        </w:tc>
+      </w:tr>
+      <w:tr>
+        <w:tc>
+          <w:tcPr>
+            <w:tcW w:w="433" w:type="pct"/>
             <w:vAlign w:val="center"/>
           </w:tcPr>
           <w:p>
@@ -352,7 +366,154 @@
                 <w:sz w:val="26"/>
                 <w:szCs w:val="26"/>
               </w:rPr>
-              <w:t>Thành tiền</w:t>
+              <w:t>A</w:t>
+            </w:r>
+          </w:p>
+        </w:tc>
+        <w:tc>
+          <w:tcPr>
+            <w:tcW w:w="580" w:type="pct"/>
+            <w:vAlign w:val="center"/>
+          </w:tcPr>
+          <w:p>
+            <w:pPr>
+              <w:spacing w:line="360" w:lineRule="auto"/>
+              <w:jc w:val="center"/>
+            </w:pPr>
+            <w:r>
+              <w:rPr>
+                <w:b/>
+                <w:bCs/>
+                <w:sz w:val="26"/>
+                <w:szCs w:val="26"/>
+              </w:rPr>
+              <w:t>B</w:t>
+            </w:r>
+          </w:p>
+        </w:tc>
+        <w:tc>
+          <w:tcPr>
+            <w:tcW w:w="652" w:type="pct"/>
+            <w:vAlign w:val="center"/>
+          </w:tcPr>
+          <w:p>
+            <w:pPr>
+              <w:spacing w:line="360" w:lineRule="auto"/>
+              <w:jc w:val="center"/>
+            </w:pPr>
+            <w:r>
+              <w:rPr>
+                <w:b/>
+                <w:bCs/>
+                <w:sz w:val="26"/>
+                <w:szCs w:val="26"/>
+              </w:rPr>
+              <w:t>C</w:t>
+            </w:r>
+          </w:p>
+        </w:tc>
+        <w:tc>
+          <w:tcPr>
+            <w:tcW w:w="581" w:type="pct"/>
+            <w:vAlign w:val="center"/>
+          </w:tcPr>
+          <w:p>
+            <w:pPr>
+              <w:spacing w:line="360" w:lineRule="auto"/>
+              <w:jc w:val="center"/>
+            </w:pPr>
+            <w:r>
+              <w:rPr>
+                <w:b/>
+                <w:bCs/>
+                <w:sz w:val="26"/>
+                <w:szCs w:val="26"/>
+              </w:rPr>
+              <w:t>D</w:t>
+            </w:r>
+          </w:p>
+        </w:tc>
+        <w:tc>
+          <w:tcPr>
+            <w:tcW w:w="435" w:type="pct"/>
+            <w:vAlign w:val="center"/>
+          </w:tcPr>
+          <w:p>
+            <w:pPr>
+              <w:spacing w:line="360" w:lineRule="auto"/>
+              <w:jc w:val="center"/>
+            </w:pPr>
+            <w:r>
+              <w:rPr>
+                <w:b/>
+                <w:bCs/>
+                <w:sz w:val="26"/>
+                <w:szCs w:val="26"/>
+              </w:rPr>
+              <w:t>E</w:t>
+            </w:r>
+          </w:p>
+        </w:tc>
+        <w:tc>
+          <w:tcPr>
+            <w:tcW w:w="653" w:type="pct"/>
+            <w:vAlign w:val="center"/>
+          </w:tcPr>
+          <w:p>
+            <w:pPr>
+              <w:spacing w:line="360" w:lineRule="auto"/>
+              <w:jc w:val="center"/>
+            </w:pPr>
+            <w:r>
+              <w:rPr>
+                <w:b/>
+                <w:bCs/>
+                <w:sz w:val="26"/>
+                <w:szCs w:val="26"/>
+              </w:rPr>
+              <w:t>1</w:t>
+            </w:r>
+          </w:p>
+        </w:tc>
+        <w:tc>
+          <w:tcPr>
+            <w:tcW w:w="725" w:type="pct"/>
+            <w:vAlign w:val="center"/>
+          </w:tcPr>
+          <w:p>
+            <w:pPr>
+              <w:spacing w:line="360" w:lineRule="auto"/>
+              <w:jc w:val="center"/>
+            </w:pPr>
+            <w:r>
+              <w:rPr>
+                <w:b/>
+                <w:bCs/>
+                <w:sz w:val="26"/>
+                <w:szCs w:val="26"/>
+              </w:rPr>
+              <w:t>2</w:t>
+            </w:r>
+          </w:p>
+        </w:tc>
+        <w:tc>
+          <w:tcPr>
+            <w:tcW w:w="941" w:type="pct"/>
+            <w:vAlign w:val="center"/>
+          </w:tcPr>
+          <w:p>
+            <w:pPr>
+              <w:spacing w:line="360" w:lineRule="auto"/>
+              <w:jc w:val="center"/>
+            </w:pPr>
+            <w:r>
+              <w:rPr>
+                <w:b/>
+                <w:bCs/>
+                <w:sz w:val="26"/>
+                <w:szCs w:val="26"/>
+              </w:rPr>
+              <w:t>3</w:t>
             </w:r>
           </w:p>
         </w:tc>
@@ -367,15 +528,31 @@
             <w:pPr>
               <w:spacing w:line="360" w:lineRule="auto"/>
               <w:jc w:val="center"/>
-            </w:pPr>
-            <w:r>
-              <w:rPr>
-                <w:b/>
-                <w:bCs/>
-                <w:sz w:val="26"/>
-                <w:szCs w:val="26"/>
-              </w:rPr>
-              <w:t>A</w:t>
+              <w:rPr>
+                <w:sz w:val="26"/>
+                <w:szCs w:val="26"/>
+              </w:rPr>
+            </w:pPr>
+            <w:r>
+              <w:rPr>
+                <w:sz w:val="26"/>
+                <w:szCs w:val="26"/>
+              </w:rPr>
+              <w:t>{%tr for row in table_rows</w:t>
+            </w:r>
+            <w:r>
+              <w:rPr>
+                <w:sz w:val="26"/>
+                <w:szCs w:val="26"/>
+              </w:rPr>
+              <w:t xml:space="preserve"> </w:t>
+            </w:r>
+            <w:r>
+              <w:rPr>
+                <w:sz w:val="26"/>
+                <w:szCs w:val="26"/>
+              </w:rPr>
+              <w:t>%}</w:t>
             </w:r>
           </w:p>
         </w:tc>
@@ -389,15 +566,6 @@
               <w:spacing w:line="360" w:lineRule="auto"/>
               <w:jc w:val="center"/>
             </w:pPr>
-            <w:r>
-              <w:rPr>
-                <w:b/>
-                <w:bCs/>
-                <w:sz w:val="26"/>
-                <w:szCs w:val="26"/>
-              </w:rPr>
-              <w:t>B</w:t>
-            </w:r>
           </w:p>
         </w:tc>
         <w:tc>
@@ -409,16 +577,11 @@
             <w:pPr>
               <w:spacing w:line="360" w:lineRule="auto"/>
               <w:jc w:val="center"/>
-            </w:pPr>
-            <w:r>
-              <w:rPr>
-                <w:b/>
-                <w:bCs/>
-                <w:sz w:val="26"/>
-                <w:szCs w:val="26"/>
-              </w:rPr>
-              <w:t>C</w:t>
-            </w:r>
+              <w:rPr>
+                <w:sz w:val="26"/>
+                <w:szCs w:val="26"/>
+              </w:rPr>
+            </w:pPr>
           </w:p>
         </w:tc>
         <w:tc>
@@ -431,15 +594,6 @@
               <w:spacing w:line="360" w:lineRule="auto"/>
               <w:jc w:val="center"/>
             </w:pPr>
-            <w:r>
-              <w:rPr>
-                <w:b/>
-                <w:bCs/>
-                <w:sz w:val="26"/>
-                <w:szCs w:val="26"/>
-              </w:rPr>
-              <w:t>D</w:t>
-            </w:r>
           </w:p>
         </w:tc>
         <w:tc>
@@ -451,16 +605,11 @@
             <w:pPr>
               <w:spacing w:line="360" w:lineRule="auto"/>
               <w:jc w:val="center"/>
-            </w:pPr>
-            <w:r>
-              <w:rPr>
-                <w:b/>
-                <w:bCs/>
-                <w:sz w:val="26"/>
-                <w:szCs w:val="26"/>
-              </w:rPr>
-              <w:t>E</w:t>
-            </w:r>
+              <w:rPr>
+                <w:sz w:val="26"/>
+                <w:szCs w:val="26"/>
+              </w:rPr>
+            </w:pPr>
           </w:p>
         </w:tc>
         <w:tc>
@@ -472,16 +621,11 @@
             <w:pPr>
               <w:spacing w:line="360" w:lineRule="auto"/>
               <w:jc w:val="center"/>
-            </w:pPr>
-            <w:r>
-              <w:rPr>
-                <w:b/>
-                <w:bCs/>
-                <w:sz w:val="26"/>
-                <w:szCs w:val="26"/>
-              </w:rPr>
-              <w:t>1</w:t>
-            </w:r>
+              <w:rPr>
+                <w:sz w:val="26"/>
+                <w:szCs w:val="26"/>
+              </w:rPr>
+            </w:pPr>
           </w:p>
         </w:tc>
         <w:tc>
@@ -493,16 +637,11 @@
             <w:pPr>
               <w:spacing w:line="360" w:lineRule="auto"/>
               <w:jc w:val="center"/>
-            </w:pPr>
-            <w:r>
-              <w:rPr>
-                <w:b/>
-                <w:bCs/>
-                <w:sz w:val="26"/>
-                <w:szCs w:val="26"/>
-              </w:rPr>
-              <w:t>2</w:t>
-            </w:r>
+              <w:rPr>
+                <w:sz w:val="26"/>
+                <w:szCs w:val="26"/>
+              </w:rPr>
+            </w:pPr>
           </w:p>
         </w:tc>
         <w:tc>
@@ -514,16 +653,11 @@
             <w:pPr>
               <w:spacing w:line="360" w:lineRule="auto"/>
               <w:jc w:val="center"/>
-            </w:pPr>
-            <w:r>
-              <w:rPr>
-                <w:b/>
-                <w:bCs/>
-                <w:sz w:val="26"/>
-                <w:szCs w:val="26"/>
-              </w:rPr>
-              <w:t>3</w:t>
-            </w:r>
+              <w:rPr>
+                <w:sz w:val="26"/>
+                <w:szCs w:val="26"/>
+              </w:rPr>
+            </w:pPr>
           </w:p>
         </w:tc>
       </w:tr>
@@ -547,21 +681,7 @@
                 <w:sz w:val="26"/>
                 <w:szCs w:val="26"/>
               </w:rPr>
-              <w:t>{%tr for row in table_rows</w:t>
-            </w:r>
-            <w:r>
-              <w:rPr>
-                <w:sz w:val="26"/>
-                <w:szCs w:val="26"/>
-              </w:rPr>
-              <w:t xml:space="preserve"> </w:t>
-            </w:r>
-            <w:r>
-              <w:rPr>
-                <w:sz w:val="26"/>
-                <w:szCs w:val="26"/>
-              </w:rPr>
-              <w:t>%}</w:t>
+              <w:t>{{row.idx}}</w:t>
             </w:r>
           </w:p>
         </w:tc>
@@ -586,11 +706,14 @@
             <w:pPr>
               <w:spacing w:line="360" w:lineRule="auto"/>
               <w:jc w:val="center"/>
-              <w:rPr>
-                <w:sz w:val="26"/>
-                <w:szCs w:val="26"/>
-              </w:rPr>
-            </w:pPr>
+            </w:pPr>
+            <w:r>
+              <w:rPr>
+                <w:sz w:val="26"/>
+                <w:szCs w:val="26"/>
+              </w:rPr>
+              <w:t>{{row.species_name}}</w:t>
+            </w:r>
           </w:p>
         </w:tc>
         <w:tc>
@@ -614,26 +737,37 @@
             <w:pPr>
               <w:spacing w:line="360" w:lineRule="auto"/>
               <w:jc w:val="center"/>
-              <w:rPr>
-                <w:sz w:val="26"/>
-                <w:szCs w:val="26"/>
-              </w:rPr>
-            </w:pPr>
+            </w:pPr>
+            <w:r>
+              <w:rPr>
+                <w:sz w:val="26"/>
+                <w:szCs w:val="26"/>
+              </w:rPr>
+              <w:t>m³</w:t>
+            </w:r>
           </w:p>
         </w:tc>
         <w:tc>
           <w:tcPr>
             <w:tcW w:w="653" w:type="pct"/>
-          </w:tcPr>
-          <w:p>
-            <w:pPr>
-              <w:spacing w:line="360" w:lineRule="auto"/>
-              <w:jc w:val="center"/>
-              <w:rPr>
-                <w:sz w:val="26"/>
-                <w:szCs w:val="26"/>
-              </w:rPr>
-            </w:pPr>
+            <w:vAlign w:val="center"/>
+          </w:tcPr>
+          <w:p>
+            <w:pPr>
+              <w:spacing w:line="360" w:lineRule="auto"/>
+              <w:jc w:val="center"/>
+              <w:rPr>
+                <w:sz w:val="26"/>
+                <w:szCs w:val="26"/>
+              </w:rPr>
+            </w:pPr>
+            <w:r>
+              <w:rPr>
+                <w:sz w:val="26"/>
+                <w:szCs w:val="26"/>
+              </w:rPr>
+              <w:t>{{row.volume}}</w:t>
+            </w:r>
           </w:p>
         </w:tc>
         <w:tc>
@@ -650,6 +784,13 @@
                 <w:szCs w:val="26"/>
               </w:rPr>
             </w:pPr>
+            <w:r>
+              <w:rPr>
+                <w:sz w:val="26"/>
+                <w:szCs w:val="26"/>
+              </w:rPr>
+              <w:t>{{row.price}}</w:t>
+            </w:r>
           </w:p>
         </w:tc>
         <w:tc>
@@ -661,11 +802,14 @@
             <w:pPr>
               <w:spacing w:line="360" w:lineRule="auto"/>
               <w:jc w:val="center"/>
-              <w:rPr>
-                <w:sz w:val="26"/>
-                <w:szCs w:val="26"/>
-              </w:rPr>
-            </w:pPr>
+            </w:pPr>
+            <w:r>
+              <w:rPr>
+                <w:sz w:val="26"/>
+                <w:szCs w:val="26"/>
+              </w:rPr>
+              <w:t>{{row.subtotal}}</w:t>
+            </w:r>
           </w:p>
         </w:tc>
       </w:tr>
@@ -684,13 +828,6 @@
                 <w:szCs w:val="26"/>
               </w:rPr>
             </w:pPr>
-            <w:r>
-              <w:rPr>
-                <w:sz w:val="26"/>
-                <w:szCs w:val="26"/>
-              </w:rPr>
-              <w:t>{{row.idx}}</w:t>
-            </w:r>
           </w:p>
         </w:tc>
         <w:tc>
@@ -714,14 +851,11 @@
             <w:pPr>
               <w:spacing w:line="360" w:lineRule="auto"/>
               <w:jc w:val="center"/>
-            </w:pPr>
-            <w:r>
-              <w:rPr>
-                <w:sz w:val="26"/>
-                <w:szCs w:val="26"/>
-              </w:rPr>
-              <w:t>{{row.species_name}}</w:t>
-            </w:r>
+              <w:rPr>
+                <w:sz w:val="26"/>
+                <w:szCs w:val="26"/>
+              </w:rPr>
+            </w:pPr>
           </w:p>
         </w:tc>
         <w:tc>
@@ -745,157 +879,17 @@
             <w:pPr>
               <w:spacing w:line="360" w:lineRule="auto"/>
               <w:jc w:val="center"/>
-            </w:pPr>
-            <w:r>
-              <w:rPr>
-                <w:sz w:val="26"/>
-                <w:szCs w:val="26"/>
-              </w:rPr>
-              <w:t>m³</w:t>
-            </w:r>
+              <w:rPr>
+                <w:sz w:val="26"/>
+                <w:szCs w:val="26"/>
+              </w:rPr>
+            </w:pPr>
           </w:p>
         </w:tc>
         <w:tc>
           <w:tcPr>
             <w:tcW w:w="653" w:type="pct"/>
-          </w:tcPr>
-          <w:p>
-            <w:pPr>
-              <w:spacing w:line="360" w:lineRule="auto"/>
-              <w:jc w:val="center"/>
-              <w:rPr>
-                <w:sz w:val="26"/>
-                <w:szCs w:val="26"/>
-              </w:rPr>
-            </w:pPr>
-            <w:r>
-              <w:rPr>
-                <w:sz w:val="26"/>
-                <w:szCs w:val="26"/>
-              </w:rPr>
-              <w:t>{{row.volume}}</w:t>
-            </w:r>
-          </w:p>
-        </w:tc>
-        <w:tc>
-          <w:tcPr>
-            <w:tcW w:w="725" w:type="pct"/>
-            <w:vAlign w:val="center"/>
-          </w:tcPr>
-          <w:p>
-            <w:pPr>
-              <w:spacing w:line="360" w:lineRule="auto"/>
-              <w:jc w:val="center"/>
-              <w:rPr>
-                <w:sz w:val="26"/>
-                <w:szCs w:val="26"/>
-              </w:rPr>
-            </w:pPr>
-            <w:r>
-              <w:rPr>
-                <w:sz w:val="26"/>
-                <w:szCs w:val="26"/>
-              </w:rPr>
-              <w:t>{{row.price}}</w:t>
-            </w:r>
-          </w:p>
-        </w:tc>
-        <w:tc>
-          <w:tcPr>
-            <w:tcW w:w="941" w:type="pct"/>
-            <w:vAlign w:val="center"/>
-          </w:tcPr>
-          <w:p>
-            <w:pPr>
-              <w:spacing w:line="360" w:lineRule="auto"/>
-              <w:jc w:val="center"/>
-            </w:pPr>
-            <w:r>
-              <w:rPr>
-                <w:sz w:val="26"/>
-                <w:szCs w:val="26"/>
-              </w:rPr>
-              <w:t>{{row.subtotal}}</w:t>
-            </w:r>
-          </w:p>
-        </w:tc>
-      </w:tr>
-      <w:tr>
-        <w:tc>
-          <w:tcPr>
-            <w:tcW w:w="433" w:type="pct"/>
-            <w:vAlign w:val="center"/>
-          </w:tcPr>
-          <w:p>
-            <w:pPr>
-              <w:spacing w:line="360" w:lineRule="auto"/>
-              <w:jc w:val="center"/>
-              <w:rPr>
-                <w:sz w:val="26"/>
-                <w:szCs w:val="26"/>
-              </w:rPr>
-            </w:pPr>
-          </w:p>
-        </w:tc>
-        <w:tc>
-          <w:tcPr>
-            <w:tcW w:w="580" w:type="pct"/>
-            <w:vAlign w:val="center"/>
-          </w:tcPr>
-          <w:p>
-            <w:pPr>
-              <w:spacing w:line="360" w:lineRule="auto"/>
-              <w:jc w:val="center"/>
-            </w:pPr>
-          </w:p>
-        </w:tc>
-        <w:tc>
-          <w:tcPr>
-            <w:tcW w:w="652" w:type="pct"/>
-            <w:vAlign w:val="center"/>
-          </w:tcPr>
-          <w:p>
-            <w:pPr>
-              <w:spacing w:line="360" w:lineRule="auto"/>
-              <w:jc w:val="center"/>
-              <w:rPr>
-                <w:sz w:val="26"/>
-                <w:szCs w:val="26"/>
-              </w:rPr>
-            </w:pPr>
-          </w:p>
-        </w:tc>
-        <w:tc>
-          <w:tcPr>
-            <w:tcW w:w="581" w:type="pct"/>
-            <w:vAlign w:val="center"/>
-          </w:tcPr>
-          <w:p>
-            <w:pPr>
-              <w:spacing w:line="360" w:lineRule="auto"/>
-              <w:jc w:val="center"/>
-            </w:pPr>
-          </w:p>
-        </w:tc>
-        <w:tc>
-          <w:tcPr>
-            <w:tcW w:w="435" w:type="pct"/>
-            <w:vAlign w:val="center"/>
-          </w:tcPr>
-          <w:p>
-            <w:pPr>
-              <w:spacing w:line="360" w:lineRule="auto"/>
-              <w:jc w:val="center"/>
-              <w:rPr>
-                <w:sz w:val="26"/>
-                <w:szCs w:val="26"/>
-              </w:rPr>
-            </w:pPr>
-          </w:p>
-        </w:tc>
-        <w:tc>
-          <w:tcPr>
-            <w:tcW w:w="653" w:type="pct"/>
+            <w:vAlign w:val="center"/>
           </w:tcPr>
           <w:p>
             <w:pPr>
